--- a/pr-preview/pr-242/mcmc-handout-tracked-changes.docx
+++ b/pr-preview/pr-242/mcmc-handout-tracked-changes.docx
@@ -16,7 +16,7 @@
       </w:pPr>
       <w:del w:id="1" w:author="PR Preview" w:date="2026-01-01T00:00:00Z">
         <w:r>
-          <w:delText xml:space="preserve">Last modified: 2026-10-16 01:43:36 (PDT)</w:delText>
+          <w:delText xml:space="preserve">Last modified: 2026-10-16 02:11:28 (PDT)</w:delText>
         </w:r>
       </w:del>
     </w:p>
@@ -26,7 +26,7 @@
       </w:pPr>
       <w:ins w:id="2" w:author="PR Preview" w:date="2026-01-01T00:00:00Z">
         <w:r>
-          <w:t xml:space="preserve">Last modified: 2026-10-16 01:48:06 (PDT)</w:t>
+          <w:t xml:space="preserve">Last modified: 2026-10-16 02:24:20 (PDT)</w:t>
         </w:r>
       </w:ins>
     </w:p>

--- a/pr-preview/pr-242/mcmc-handout-tracked-changes.docx
+++ b/pr-preview/pr-242/mcmc-handout-tracked-changes.docx
@@ -16,7 +16,7 @@
       </w:pPr>
       <w:del w:id="1" w:author="PR Preview" w:date="2026-01-01T00:00:00Z">
         <w:r>
-          <w:delText xml:space="preserve">Last modified: 2026-10-16 02:11:28 (PDT)</w:delText>
+          <w:delText xml:space="preserve">Last modified: 2026-10-16 02:26:19 (PDT)</w:delText>
         </w:r>
       </w:del>
     </w:p>
@@ -26,7 +26,7 @@
       </w:pPr>
       <w:ins w:id="2" w:author="PR Preview" w:date="2026-01-01T00:00:00Z">
         <w:r>
-          <w:t xml:space="preserve">Last modified: 2026-10-16 02:24:20 (PDT)</w:t>
+          <w:t xml:space="preserve">Last modified: 2026-10-16 02:40:41 (PDT)</w:t>
         </w:r>
       </w:ins>
     </w:p>
@@ -200,16 +200,21 @@
           </m:rPr>
           <m:t>(</m:t>
         </m:r>
-        <m:acc>
-          <m:accPr>
-            <m:chr m:val="̃"/>
-          </m:accPr>
+        <m:limLow>
           <m:e>
             <m:r>
               <m:t>y</m:t>
             </m:r>
           </m:e>
-        </m:acc>
+          <m:lim>
+            <m:r>
+              <m:rPr>
+                <m:sty m:val="p"/>
+              </m:rPr>
+              <m:t>∼</m:t>
+            </m:r>
+          </m:lim>
+        </m:limLow>
         <m:r>
           <m:rPr>
             <m:sty m:val="p"/>
@@ -315,16 +320,21 @@
       <m:oMath>
         <m:sSup>
           <m:e>
-            <m:acc>
-              <m:accPr>
-                <m:chr m:val="̃"/>
-              </m:accPr>
+            <m:limLow>
               <m:e>
                 <m:r>
                   <m:t>θ</m:t>
                 </m:r>
               </m:e>
-            </m:acc>
+              <m:lim>
+                <m:r>
+                  <m:rPr>
+                    <m:sty m:val="p"/>
+                  </m:rPr>
+                  <m:t>∼</m:t>
+                </m:r>
+              </m:lim>
+            </m:limLow>
           </m:e>
           <m:sup>
             <m:r>
@@ -352,16 +362,21 @@
         </m:r>
         <m:sSup>
           <m:e>
-            <m:acc>
-              <m:accPr>
-                <m:chr m:val="̃"/>
-              </m:accPr>
+            <m:limLow>
               <m:e>
                 <m:r>
                   <m:t>θ</m:t>
                 </m:r>
               </m:e>
-            </m:acc>
+              <m:lim>
+                <m:r>
+                  <m:rPr>
+                    <m:sty m:val="p"/>
+                  </m:rPr>
+                  <m:t>∼</m:t>
+                </m:r>
+              </m:lim>
+            </m:limLow>
           </m:e>
           <m:sup>
             <m:r>
@@ -415,16 +430,21 @@
       <m:oMath>
         <m:sSup>
           <m:e>
-            <m:acc>
-              <m:accPr>
-                <m:chr m:val="̃"/>
-              </m:accPr>
+            <m:limLow>
               <m:e>
                 <m:r>
                   <m:t>θ</m:t>
                 </m:r>
               </m:e>
-            </m:acc>
+              <m:lim>
+                <m:r>
+                  <m:rPr>
+                    <m:sty m:val="p"/>
+                  </m:rPr>
+                  <m:t>∼</m:t>
+                </m:r>
+              </m:lim>
+            </m:limLow>
           </m:e>
           <m:sup>
             <m:r>
@@ -1045,16 +1065,21 @@
         <w:t xml:space="preserve"> </w:t>
       </w:r>
       <m:oMath>
-        <m:acc>
-          <m:accPr>
-            <m:chr m:val="̃"/>
-          </m:accPr>
+        <m:limLow>
           <m:e>
             <m:r>
               <m:t>θ</m:t>
             </m:r>
           </m:e>
-        </m:acc>
+          <m:lim>
+            <m:r>
+              <m:rPr>
+                <m:sty m:val="p"/>
+              </m:rPr>
+              <m:t>∼</m:t>
+            </m:r>
+          </m:lim>
+        </m:limLow>
       </m:oMath>
       <w:r>
         <w:t xml:space="preserve">,</w:t>
@@ -1087,16 +1112,21 @@
             </m:rPr>
             <m:t>(</m:t>
           </m:r>
-          <m:acc>
-            <m:accPr>
-              <m:chr m:val="̃"/>
-            </m:accPr>
+          <m:limLow>
             <m:e>
               <m:r>
                 <m:t>y</m:t>
               </m:r>
             </m:e>
-          </m:acc>
+            <m:lim>
+              <m:r>
+                <m:rPr>
+                  <m:sty m:val="p"/>
+                </m:rPr>
+                <m:t>∼</m:t>
+              </m:r>
+            </m:lim>
+          </m:limLow>
           <m:r>
             <m:rPr>
               <m:sty m:val="p"/>
@@ -1127,32 +1157,42 @@
             </m:rPr>
             <m:t>(</m:t>
           </m:r>
-          <m:acc>
-            <m:accPr>
-              <m:chr m:val="̃"/>
-            </m:accPr>
+          <m:limLow>
             <m:e>
               <m:r>
                 <m:t>y</m:t>
               </m:r>
             </m:e>
-          </m:acc>
+            <m:lim>
+              <m:r>
+                <m:rPr>
+                  <m:sty m:val="p"/>
+                </m:rPr>
+                <m:t>∼</m:t>
+              </m:r>
+            </m:lim>
+          </m:limLow>
           <m:r>
             <m:rPr>
               <m:sty m:val="p"/>
             </m:rPr>
             <m:t>∣</m:t>
           </m:r>
-          <m:acc>
-            <m:accPr>
-              <m:chr m:val="̃"/>
-            </m:accPr>
+          <m:limLow>
             <m:e>
               <m:r>
                 <m:t>θ</m:t>
               </m:r>
             </m:e>
-          </m:acc>
+            <m:lim>
+              <m:r>
+                <m:rPr>
+                  <m:sty m:val="p"/>
+                </m:rPr>
+                <m:t>∼</m:t>
+              </m:r>
+            </m:lim>
+          </m:limLow>
           <m:r>
             <m:rPr>
               <m:sty m:val="p"/>
@@ -1174,16 +1214,21 @@
             </m:rPr>
             <m:t>(</m:t>
           </m:r>
-          <m:acc>
-            <m:accPr>
-              <m:chr m:val="̃"/>
-            </m:accPr>
+          <m:limLow>
             <m:e>
               <m:r>
                 <m:t>θ</m:t>
               </m:r>
             </m:e>
-          </m:acc>
+            <m:lim>
+              <m:r>
+                <m:rPr>
+                  <m:sty m:val="p"/>
+                </m:rPr>
+                <m:t>∼</m:t>
+              </m:r>
+            </m:lim>
+          </m:limLow>
           <m:r>
             <m:rPr>
               <m:sty m:val="p"/>
@@ -1196,16 +1241,21 @@
           <m:r>
             <m:t>d</m:t>
           </m:r>
-          <m:acc>
-            <m:accPr>
-              <m:chr m:val="̃"/>
-            </m:accPr>
+          <m:limLow>
             <m:e>
               <m:r>
                 <m:t>θ</m:t>
               </m:r>
             </m:e>
-          </m:acc>
+            <m:lim>
+              <m:r>
+                <m:rPr>
+                  <m:sty m:val="p"/>
+                </m:rPr>
+                <m:t>∼</m:t>
+              </m:r>
+            </m:lim>
+          </m:limLow>
           <m:r>
             <m:rPr>
               <m:sty m:val="p"/>
@@ -1226,16 +1276,21 @@
         <w:t xml:space="preserve"> </w:t>
       </w:r>
       <m:oMath>
-        <m:acc>
-          <m:accPr>
-            <m:chr m:val="̃"/>
-          </m:accPr>
+        <m:limLow>
           <m:e>
             <m:r>
               <m:t>θ</m:t>
             </m:r>
           </m:e>
-        </m:acc>
+          <m:lim>
+            <m:r>
+              <m:rPr>
+                <m:sty m:val="p"/>
+              </m:rPr>
+              <m:t>∼</m:t>
+            </m:r>
+          </m:lim>
+        </m:limLow>
       </m:oMath>
       <w:r>
         <w:t xml:space="preserve"> </w:t>
@@ -1253,16 +1308,21 @@
         <w:t xml:space="preserve"> </w:t>
       </w:r>
       <m:oMath>
-        <m:acc>
-          <m:accPr>
-            <m:chr m:val="̃"/>
-          </m:accPr>
+        <m:limLow>
           <m:e>
             <m:r>
               <m:t>θ</m:t>
             </m:r>
           </m:e>
-        </m:acc>
+          <m:lim>
+            <m:r>
+              <m:rPr>
+                <m:sty m:val="p"/>
+              </m:rPr>
+              <m:t>∼</m:t>
+            </m:r>
+          </m:lim>
+        </m:limLow>
       </m:oMath>
       <w:r>
         <w:t xml:space="preserve"> </w:t>
@@ -1309,16 +1369,21 @@
         </m:r>
         <m:sSup>
           <m:e>
-            <m:acc>
-              <m:accPr>
-                <m:chr m:val="̃"/>
-              </m:accPr>
+            <m:limLow>
               <m:e>
                 <m:r>
                   <m:t>θ</m:t>
                 </m:r>
               </m:e>
-            </m:acc>
+              <m:lim>
+                <m:r>
+                  <m:rPr>
+                    <m:sty m:val="p"/>
+                  </m:rPr>
+                  <m:t>∼</m:t>
+                </m:r>
+              </m:lim>
+            </m:limLow>
           </m:e>
           <m:sup>
             <m:r>
@@ -1335,16 +1400,21 @@
           </m:rPr>
           <m:t>∣</m:t>
         </m:r>
-        <m:acc>
-          <m:accPr>
-            <m:chr m:val="̃"/>
-          </m:accPr>
+        <m:limLow>
           <m:e>
             <m:r>
               <m:t>y</m:t>
             </m:r>
           </m:e>
-        </m:acc>
+          <m:lim>
+            <m:r>
+              <m:rPr>
+                <m:sty m:val="p"/>
+              </m:rPr>
+              <m:t>∼</m:t>
+            </m:r>
+          </m:lim>
+        </m:limLow>
         <m:r>
           <m:rPr>
             <m:sty m:val="p"/>
@@ -1369,32 +1439,42 @@
           </m:rPr>
           <m:t>(</m:t>
         </m:r>
-        <m:acc>
-          <m:accPr>
-            <m:chr m:val="̃"/>
-          </m:accPr>
+        <m:limLow>
           <m:e>
             <m:r>
               <m:t>θ</m:t>
             </m:r>
           </m:e>
-        </m:acc>
+          <m:lim>
+            <m:r>
+              <m:rPr>
+                <m:sty m:val="p"/>
+              </m:rPr>
+              <m:t>∼</m:t>
+            </m:r>
+          </m:lim>
+        </m:limLow>
         <m:r>
           <m:rPr>
             <m:sty m:val="p"/>
           </m:rPr>
           <m:t>∣</m:t>
         </m:r>
-        <m:acc>
-          <m:accPr>
-            <m:chr m:val="̃"/>
-          </m:accPr>
+        <m:limLow>
           <m:e>
             <m:r>
               <m:t>y</m:t>
             </m:r>
           </m:e>
-        </m:acc>
+          <m:lim>
+            <m:r>
+              <m:rPr>
+                <m:sty m:val="p"/>
+              </m:rPr>
+              <m:t>∼</m:t>
+            </m:r>
+          </m:lim>
+        </m:limLow>
         <m:r>
           <m:rPr>
             <m:sty m:val="p"/>
@@ -1446,16 +1526,21 @@
       <m:oMath>
         <m:sSup>
           <m:e>
-            <m:acc>
-              <m:accPr>
-                <m:chr m:val="̃"/>
-              </m:accPr>
+            <m:limLow>
               <m:e>
                 <m:r>
                   <m:t>θ</m:t>
                 </m:r>
               </m:e>
-            </m:acc>
+              <m:lim>
+                <m:r>
+                  <m:rPr>
+                    <m:sty m:val="p"/>
+                  </m:rPr>
+                  <m:t>∼</m:t>
+                </m:r>
+              </m:lim>
+            </m:limLow>
           </m:e>
           <m:sup>
             <m:r>
@@ -1495,16 +1580,21 @@
         </m:r>
         <m:sSup>
           <m:e>
-            <m:acc>
-              <m:accPr>
-                <m:chr m:val="̃"/>
-              </m:accPr>
+            <m:limLow>
               <m:e>
                 <m:r>
                   <m:t>θ</m:t>
                 </m:r>
               </m:e>
-            </m:acc>
+              <m:lim>
+                <m:r>
+                  <m:rPr>
+                    <m:sty m:val="p"/>
+                  </m:rPr>
+                  <m:t>∼</m:t>
+                </m:r>
+              </m:lim>
+            </m:limLow>
           </m:e>
           <m:sup>
             <m:r>
@@ -1560,32 +1650,42 @@
           </m:rPr>
           <m:t>(</m:t>
         </m:r>
-        <m:acc>
-          <m:accPr>
-            <m:chr m:val="̃"/>
-          </m:accPr>
+        <m:limLow>
           <m:e>
             <m:r>
               <m:t>θ</m:t>
             </m:r>
           </m:e>
-        </m:acc>
+          <m:lim>
+            <m:r>
+              <m:rPr>
+                <m:sty m:val="p"/>
+              </m:rPr>
+              <m:t>∼</m:t>
+            </m:r>
+          </m:lim>
+        </m:limLow>
         <m:r>
           <m:rPr>
             <m:sty m:val="p"/>
           </m:rPr>
           <m:t>∣</m:t>
         </m:r>
-        <m:acc>
-          <m:accPr>
-            <m:chr m:val="̃"/>
-          </m:accPr>
+        <m:limLow>
           <m:e>
             <m:r>
               <m:t>y</m:t>
             </m:r>
           </m:e>
-        </m:acc>
+          <m:lim>
+            <m:r>
+              <m:rPr>
+                <m:sty m:val="p"/>
+              </m:rPr>
+              <m:t>∼</m:t>
+            </m:r>
+          </m:lim>
+        </m:limLow>
         <m:r>
           <m:rPr>
             <m:sty m:val="p"/>
@@ -1662,16 +1762,21 @@
               </m:rPr>
               <m:t>(</m:t>
             </m:r>
-            <m:acc>
-              <m:accPr>
-                <m:chr m:val="̃"/>
-              </m:accPr>
+            <m:limLow>
               <m:e>
                 <m:r>
                   <m:t>θ</m:t>
                 </m:r>
               </m:e>
-            </m:acc>
+              <m:lim>
+                <m:r>
+                  <m:rPr>
+                    <m:sty m:val="p"/>
+                  </m:rPr>
+                  <m:t>∼</m:t>
+                </m:r>
+              </m:lim>
+            </m:limLow>
             <m:r>
               <m:rPr>
                 <m:sty m:val="p"/>
@@ -1684,16 +1789,21 @@
               </m:rPr>
               <m:t>∣</m:t>
             </m:r>
-            <m:acc>
-              <m:accPr>
-                <m:chr m:val="̃"/>
-              </m:accPr>
+            <m:limLow>
               <m:e>
                 <m:r>
                   <m:t>y</m:t>
                 </m:r>
               </m:e>
-            </m:acc>
+              <m:lim>
+                <m:r>
+                  <m:rPr>
+                    <m:sty m:val="p"/>
+                  </m:rPr>
+                  <m:t>∼</m:t>
+                </m:r>
+              </m:lim>
+            </m:limLow>
           </m:e>
         </m:d>
         <m:r>
@@ -1776,16 +1886,21 @@
             <m:e>
               <m:sSup>
                 <m:e>
-                  <m:acc>
-                    <m:accPr>
-                      <m:chr m:val="̃"/>
-                    </m:accPr>
+                  <m:limLow>
                     <m:e>
                       <m:r>
                         <m:t>θ</m:t>
                       </m:r>
                     </m:e>
-                  </m:acc>
+                    <m:lim>
+                      <m:r>
+                        <m:rPr>
+                          <m:sty m:val="p"/>
+                        </m:rPr>
+                        <m:t>∼</m:t>
+                      </m:r>
+                    </m:lim>
+                  </m:limLow>
                 </m:e>
                 <m:sup>
                   <m:r>
@@ -2795,16 +2910,21 @@
       <m:oMath>
         <m:sSup>
           <m:e>
-            <m:acc>
-              <m:accPr>
-                <m:chr m:val="̃"/>
-              </m:accPr>
+            <m:limLow>
               <m:e>
                 <m:r>
                   <m:t>θ</m:t>
                 </m:r>
               </m:e>
-            </m:acc>
+              <m:lim>
+                <m:r>
+                  <m:rPr>
+                    <m:sty m:val="p"/>
+                  </m:rPr>
+                  <m:t>∼</m:t>
+                </m:r>
+              </m:lim>
+            </m:limLow>
           </m:e>
           <m:sup>
             <m:r>
@@ -2832,16 +2952,21 @@
         </m:r>
         <m:sSup>
           <m:e>
-            <m:acc>
-              <m:accPr>
-                <m:chr m:val="̃"/>
-              </m:accPr>
+            <m:limLow>
               <m:e>
                 <m:r>
                   <m:t>θ</m:t>
                 </m:r>
               </m:e>
-            </m:acc>
+              <m:lim>
+                <m:r>
+                  <m:rPr>
+                    <m:sty m:val="p"/>
+                  </m:rPr>
+                  <m:t>∼</m:t>
+                </m:r>
+              </m:lim>
+            </m:limLow>
           </m:e>
           <m:sup>
             <m:r>
@@ -2919,16 +3044,21 @@
       <m:oMath>
         <m:sSup>
           <m:e>
-            <m:acc>
-              <m:accPr>
-                <m:chr m:val="̃"/>
-              </m:accPr>
+            <m:limLow>
               <m:e>
                 <m:r>
                   <m:t>θ</m:t>
                 </m:r>
               </m:e>
-            </m:acc>
+              <m:lim>
+                <m:r>
+                  <m:rPr>
+                    <m:sty m:val="p"/>
+                  </m:rPr>
+                  <m:t>∼</m:t>
+                </m:r>
+              </m:lim>
+            </m:limLow>
           </m:e>
           <m:sup>
             <m:r>
@@ -2976,16 +3106,21 @@
       <m:oMath>
         <m:sSup>
           <m:e>
-            <m:acc>
-              <m:accPr>
-                <m:chr m:val="̃"/>
-              </m:accPr>
+            <m:limLow>
               <m:e>
                 <m:r>
                   <m:t>θ</m:t>
                 </m:r>
               </m:e>
-            </m:acc>
+              <m:lim>
+                <m:r>
+                  <m:rPr>
+                    <m:sty m:val="p"/>
+                  </m:rPr>
+                  <m:t>∼</m:t>
+                </m:r>
+              </m:lim>
+            </m:limLow>
           </m:e>
           <m:sup>
             <m:r>
@@ -3038,16 +3173,21 @@
             <m:e>
               <m:sSup>
                 <m:e>
-                  <m:acc>
-                    <m:accPr>
-                      <m:chr m:val="̃"/>
-                    </m:accPr>
+                  <m:limLow>
                     <m:e>
                       <m:r>
                         <m:t>θ</m:t>
                       </m:r>
                     </m:e>
-                  </m:acc>
+                    <m:lim>
+                      <m:r>
+                        <m:rPr>
+                          <m:sty m:val="p"/>
+                        </m:rPr>
+                        <m:t>∼</m:t>
+                      </m:r>
+                    </m:lim>
+                  </m:limLow>
                 </m:e>
                 <m:sup>
                   <m:r>
@@ -3084,16 +3224,21 @@
               </m:r>
               <m:sSup>
                 <m:e>
-                  <m:acc>
-                    <m:accPr>
-                      <m:chr m:val="̃"/>
-                    </m:accPr>
+                  <m:limLow>
                     <m:e>
                       <m:r>
                         <m:t>θ</m:t>
                       </m:r>
                     </m:e>
-                  </m:acc>
+                    <m:lim>
+                      <m:r>
+                        <m:rPr>
+                          <m:sty m:val="p"/>
+                        </m:rPr>
+                        <m:t>∼</m:t>
+                      </m:r>
+                    </m:lim>
+                  </m:limLow>
                 </m:e>
                 <m:sup>
                   <m:r>
@@ -3121,16 +3266,21 @@
               </m:r>
               <m:sSup>
                 <m:e>
-                  <m:acc>
-                    <m:accPr>
-                      <m:chr m:val="̃"/>
-                    </m:accPr>
+                  <m:limLow>
                     <m:e>
                       <m:r>
                         <m:t>θ</m:t>
                       </m:r>
                     </m:e>
-                  </m:acc>
+                    <m:lim>
+                      <m:r>
+                        <m:rPr>
+                          <m:sty m:val="p"/>
+                        </m:rPr>
+                        <m:t>∼</m:t>
+                      </m:r>
+                    </m:lim>
+                  </m:limLow>
                 </m:e>
                 <m:sup>
                   <m:r>
@@ -3179,16 +3329,21 @@
               </m:r>
               <m:sSup>
                 <m:e>
-                  <m:acc>
-                    <m:accPr>
-                      <m:chr m:val="̃"/>
-                    </m:accPr>
+                  <m:limLow>
                     <m:e>
                       <m:r>
                         <m:t>θ</m:t>
                       </m:r>
                     </m:e>
-                  </m:acc>
+                    <m:lim>
+                      <m:r>
+                        <m:rPr>
+                          <m:sty m:val="p"/>
+                        </m:rPr>
+                        <m:t>∼</m:t>
+                      </m:r>
+                    </m:lim>
+                  </m:limLow>
                 </m:e>
                 <m:sup>
                   <m:r>
@@ -3238,16 +3393,21 @@
             <m:e>
               <m:sSup>
                 <m:e>
-                  <m:acc>
-                    <m:accPr>
-                      <m:chr m:val="̃"/>
-                    </m:accPr>
+                  <m:limLow>
                     <m:e>
                       <m:r>
                         <m:t>θ</m:t>
                       </m:r>
                     </m:e>
-                  </m:acc>
+                    <m:lim>
+                      <m:r>
+                        <m:rPr>
+                          <m:sty m:val="p"/>
+                        </m:rPr>
+                        <m:t>∼</m:t>
+                      </m:r>
+                    </m:lim>
+                  </m:limLow>
                 </m:e>
                 <m:sup>
                   <m:r>
@@ -3284,16 +3444,21 @@
               </m:r>
               <m:sSup>
                 <m:e>
-                  <m:acc>
-                    <m:accPr>
-                      <m:chr m:val="̃"/>
-                    </m:accPr>
+                  <m:limLow>
                     <m:e>
                       <m:r>
                         <m:t>θ</m:t>
                       </m:r>
                     </m:e>
-                  </m:acc>
+                    <m:lim>
+                      <m:r>
+                        <m:rPr>
+                          <m:sty m:val="p"/>
+                        </m:rPr>
+                        <m:t>∼</m:t>
+                      </m:r>
+                    </m:lim>
+                  </m:limLow>
                 </m:e>
                 <m:sup>
                   <m:r>
@@ -3399,16 +3564,21 @@
       <m:oMath>
         <m:sSup>
           <m:e>
-            <m:acc>
-              <m:accPr>
-                <m:chr m:val="̃"/>
-              </m:accPr>
+            <m:limLow>
               <m:e>
                 <m:r>
                   <m:t>θ</m:t>
                 </m:r>
               </m:e>
-            </m:acc>
+              <m:lim>
+                <m:r>
+                  <m:rPr>
+                    <m:sty m:val="p"/>
+                  </m:rPr>
+                  <m:t>∼</m:t>
+                </m:r>
+              </m:lim>
+            </m:limLow>
           </m:e>
           <m:sup>
             <m:r>
@@ -3452,16 +3622,21 @@
       <m:oMath>
         <m:sSup>
           <m:e>
-            <m:acc>
-              <m:accPr>
-                <m:chr m:val="̃"/>
-              </m:accPr>
+            <m:limLow>
               <m:e>
                 <m:r>
                   <m:t>θ</m:t>
                 </m:r>
               </m:e>
-            </m:acc>
+              <m:lim>
+                <m:r>
+                  <m:rPr>
+                    <m:sty m:val="p"/>
+                  </m:rPr>
+                  <m:t>∼</m:t>
+                </m:r>
+              </m:lim>
+            </m:limLow>
           </m:e>
           <m:sup>
             <m:r>
@@ -10356,16 +10531,21 @@
       <m:oMath>
         <m:sSup>
           <m:e>
-            <m:acc>
-              <m:accPr>
-                <m:chr m:val="̃"/>
-              </m:accPr>
+            <m:limLow>
               <m:e>
                 <m:r>
                   <m:t>θ</m:t>
                 </m:r>
               </m:e>
-            </m:acc>
+              <m:lim>
+                <m:r>
+                  <m:rPr>
+                    <m:sty m:val="p"/>
+                  </m:rPr>
+                  <m:t>∼</m:t>
+                </m:r>
+              </m:lim>
+            </m:limLow>
           </m:e>
           <m:sup>
             <m:r>
@@ -10450,32 +10630,42 @@
           </m:rPr>
           <m:t>(</m:t>
         </m:r>
-        <m:acc>
-          <m:accPr>
-            <m:chr m:val="̃"/>
-          </m:accPr>
+        <m:limLow>
           <m:e>
             <m:r>
               <m:t>θ</m:t>
             </m:r>
           </m:e>
-        </m:acc>
+          <m:lim>
+            <m:r>
+              <m:rPr>
+                <m:sty m:val="p"/>
+              </m:rPr>
+              <m:t>∼</m:t>
+            </m:r>
+          </m:lim>
+        </m:limLow>
         <m:r>
           <m:rPr>
             <m:sty m:val="p"/>
           </m:rPr>
           <m:t>∣</m:t>
         </m:r>
-        <m:acc>
-          <m:accPr>
-            <m:chr m:val="̃"/>
-          </m:accPr>
+        <m:limLow>
           <m:e>
             <m:r>
               <m:t>y</m:t>
             </m:r>
           </m:e>
-        </m:acc>
+          <m:lim>
+            <m:r>
+              <m:rPr>
+                <m:sty m:val="p"/>
+              </m:rPr>
+              <m:t>∼</m:t>
+            </m:r>
+          </m:lim>
+        </m:limLow>
         <m:r>
           <m:rPr>
             <m:sty m:val="p"/>
@@ -10601,16 +10791,21 @@
           </m:rPr>
           <m:t>∣</m:t>
         </m:r>
-        <m:acc>
-          <m:accPr>
-            <m:chr m:val="̃"/>
-          </m:accPr>
+        <m:limLow>
           <m:e>
             <m:r>
               <m:t>θ</m:t>
             </m:r>
           </m:e>
-        </m:acc>
+          <m:lim>
+            <m:r>
+              <m:rPr>
+                <m:sty m:val="p"/>
+              </m:rPr>
+              <m:t>∼</m:t>
+            </m:r>
+          </m:lim>
+        </m:limLow>
         <m:r>
           <m:rPr>
             <m:sty m:val="p"/>
@@ -10636,16 +10831,21 @@
       <m:oMath>
         <m:sSup>
           <m:e>
-            <m:acc>
-              <m:accPr>
-                <m:chr m:val="̃"/>
-              </m:accPr>
+            <m:limLow>
               <m:e>
                 <m:r>
                   <m:t>θ</m:t>
                 </m:r>
               </m:e>
-            </m:acc>
+              <m:lim>
+                <m:r>
+                  <m:rPr>
+                    <m:sty m:val="p"/>
+                  </m:rPr>
+                  <m:t>∼</m:t>
+                </m:r>
+              </m:lim>
+            </m:limLow>
           </m:e>
           <m:sup>
             <m:r>
@@ -10667,16 +10867,21 @@
         <w:t xml:space="preserve"> </w:t>
       </w:r>
       <m:oMath>
-        <m:acc>
-          <m:accPr>
-            <m:chr m:val="̃"/>
-          </m:accPr>
+        <m:limLow>
           <m:e>
             <m:r>
               <m:t>θ</m:t>
             </m:r>
           </m:e>
-        </m:acc>
+          <m:lim>
+            <m:r>
+              <m:rPr>
+                <m:sty m:val="p"/>
+              </m:rPr>
+              <m:t>∼</m:t>
+            </m:r>
+          </m:lim>
+        </m:limLow>
       </m:oMath>
       <w:r>
         <w:t xml:space="preserve">.</w:t>
@@ -10749,16 +10954,21 @@
         </m:r>
         <m:sSup>
           <m:e>
-            <m:acc>
-              <m:accPr>
-                <m:chr m:val="̃"/>
-              </m:accPr>
+            <m:limLow>
               <m:e>
                 <m:r>
                   <m:t>θ</m:t>
                 </m:r>
               </m:e>
-            </m:acc>
+              <m:lim>
+                <m:r>
+                  <m:rPr>
+                    <m:sty m:val="p"/>
+                  </m:rPr>
+                  <m:t>∼</m:t>
+                </m:r>
+              </m:lim>
+            </m:limLow>
           </m:e>
           <m:sup>
             <m:r>
@@ -10775,16 +10985,21 @@
           </m:rPr>
           <m:t>∣</m:t>
         </m:r>
-        <m:acc>
-          <m:accPr>
-            <m:chr m:val="̃"/>
-          </m:accPr>
+        <m:limLow>
           <m:e>
             <m:r>
               <m:t>θ</m:t>
             </m:r>
           </m:e>
-        </m:acc>
+          <m:lim>
+            <m:r>
+              <m:rPr>
+                <m:sty m:val="p"/>
+              </m:rPr>
+              <m:t>∼</m:t>
+            </m:r>
+          </m:lim>
+        </m:limLow>
         <m:r>
           <m:rPr>
             <m:sty m:val="p"/>
@@ -10806,16 +11021,21 @@
           </m:rPr>
           <m:t>(</m:t>
         </m:r>
-        <m:acc>
-          <m:accPr>
-            <m:chr m:val="̃"/>
-          </m:accPr>
+        <m:limLow>
           <m:e>
             <m:r>
               <m:t>θ</m:t>
             </m:r>
           </m:e>
-        </m:acc>
+          <m:lim>
+            <m:r>
+              <m:rPr>
+                <m:sty m:val="p"/>
+              </m:rPr>
+              <m:t>∼</m:t>
+            </m:r>
+          </m:lim>
+        </m:limLow>
         <m:r>
           <m:rPr>
             <m:sty m:val="p"/>
@@ -10824,16 +11044,21 @@
         </m:r>
         <m:sSup>
           <m:e>
-            <m:acc>
-              <m:accPr>
-                <m:chr m:val="̃"/>
-              </m:accPr>
+            <m:limLow>
               <m:e>
                 <m:r>
                   <m:t>θ</m:t>
                 </m:r>
               </m:e>
-            </m:acc>
+              <m:lim>
+                <m:r>
+                  <m:rPr>
+                    <m:sty m:val="p"/>
+                  </m:rPr>
+                  <m:t>∼</m:t>
+                </m:r>
+              </m:lim>
+            </m:limLow>
           </m:e>
           <m:sup>
             <m:r>
@@ -10861,16 +11086,21 @@
         <w:t xml:space="preserve"> </w:t>
       </w:r>
       <m:oMath>
-        <m:acc>
-          <m:accPr>
-            <m:chr m:val="̃"/>
-          </m:accPr>
+        <m:limLow>
           <m:e>
             <m:r>
               <m:t>θ</m:t>
             </m:r>
           </m:e>
-        </m:acc>
+          <m:lim>
+            <m:r>
+              <m:rPr>
+                <m:sty m:val="p"/>
+              </m:rPr>
+              <m:t>∼</m:t>
+            </m:r>
+          </m:lim>
+        </m:limLow>
       </m:oMath>
       <w:r>
         <w:t xml:space="preserve"> </w:t>
@@ -10884,16 +11114,21 @@
       <m:oMath>
         <m:sSup>
           <m:e>
-            <m:acc>
-              <m:accPr>
-                <m:chr m:val="̃"/>
-              </m:accPr>
+            <m:limLow>
               <m:e>
                 <m:r>
                   <m:t>θ</m:t>
                 </m:r>
               </m:e>
-            </m:acc>
+              <m:lim>
+                <m:r>
+                  <m:rPr>
+                    <m:sty m:val="p"/>
+                  </m:rPr>
+                  <m:t>∼</m:t>
+                </m:r>
+              </m:lim>
+            </m:limLow>
           </m:e>
           <m:sup>
             <m:r>
@@ -11249,32 +11484,42 @@
           </m:rPr>
           <m:t>(</m:t>
         </m:r>
-        <m:acc>
-          <m:accPr>
-            <m:chr m:val="̃"/>
-          </m:accPr>
+        <m:limLow>
           <m:e>
             <m:r>
               <m:t>θ</m:t>
             </m:r>
           </m:e>
-        </m:acc>
+          <m:lim>
+            <m:r>
+              <m:rPr>
+                <m:sty m:val="p"/>
+              </m:rPr>
+              <m:t>∼</m:t>
+            </m:r>
+          </m:lim>
+        </m:limLow>
         <m:r>
           <m:rPr>
             <m:sty m:val="p"/>
           </m:rPr>
           <m:t>∣</m:t>
         </m:r>
-        <m:acc>
-          <m:accPr>
-            <m:chr m:val="̃"/>
-          </m:accPr>
+        <m:limLow>
           <m:e>
             <m:r>
               <m:t>y</m:t>
             </m:r>
           </m:e>
-        </m:acc>
+          <m:lim>
+            <m:r>
+              <m:rPr>
+                <m:sty m:val="p"/>
+              </m:rPr>
+              <m:t>∼</m:t>
+            </m:r>
+          </m:lim>
+        </m:limLow>
         <m:r>
           <m:rPr>
             <m:sty m:val="p"/>
@@ -11299,32 +11544,42 @@
           </m:rPr>
           <m:t>(</m:t>
         </m:r>
-        <m:acc>
-          <m:accPr>
-            <m:chr m:val="̃"/>
-          </m:accPr>
+        <m:limLow>
           <m:e>
             <m:r>
               <m:t>y</m:t>
             </m:r>
           </m:e>
-        </m:acc>
+          <m:lim>
+            <m:r>
+              <m:rPr>
+                <m:sty m:val="p"/>
+              </m:rPr>
+              <m:t>∼</m:t>
+            </m:r>
+          </m:lim>
+        </m:limLow>
         <m:r>
           <m:rPr>
             <m:sty m:val="p"/>
           </m:rPr>
           <m:t>∣</m:t>
         </m:r>
-        <m:acc>
-          <m:accPr>
-            <m:chr m:val="̃"/>
-          </m:accPr>
+        <m:limLow>
           <m:e>
             <m:r>
               <m:t>θ</m:t>
             </m:r>
           </m:e>
-        </m:acc>
+          <m:lim>
+            <m:r>
+              <m:rPr>
+                <m:sty m:val="p"/>
+              </m:rPr>
+              <m:t>∼</m:t>
+            </m:r>
+          </m:lim>
+        </m:limLow>
         <m:r>
           <m:rPr>
             <m:sty m:val="p"/>
@@ -11346,16 +11601,21 @@
           </m:rPr>
           <m:t>(</m:t>
         </m:r>
-        <m:acc>
-          <m:accPr>
-            <m:chr m:val="̃"/>
-          </m:accPr>
+        <m:limLow>
           <m:e>
             <m:r>
               <m:t>θ</m:t>
             </m:r>
           </m:e>
-        </m:acc>
+          <m:lim>
+            <m:r>
+              <m:rPr>
+                <m:sty m:val="p"/>
+              </m:rPr>
+              <m:t>∼</m:t>
+            </m:r>
+          </m:lim>
+        </m:limLow>
         <m:r>
           <m:rPr>
             <m:sty m:val="p"/>
@@ -11406,16 +11666,21 @@
       <m:oMath>
         <m:sSup>
           <m:e>
-            <m:acc>
-              <m:accPr>
-                <m:chr m:val="̃"/>
-              </m:accPr>
+            <m:limLow>
               <m:e>
                 <m:r>
                   <m:t>θ</m:t>
                 </m:r>
               </m:e>
-            </m:acc>
+              <m:lim>
+                <m:r>
+                  <m:rPr>
+                    <m:sty m:val="p"/>
+                  </m:rPr>
+                  <m:t>∼</m:t>
+                </m:r>
+              </m:lim>
+            </m:limLow>
           </m:e>
           <m:sup>
             <m:r>
@@ -11445,16 +11710,21 @@
       <m:oMath>
         <m:sSup>
           <m:e>
-            <m:acc>
-              <m:accPr>
-                <m:chr m:val="̃"/>
-              </m:accPr>
+            <m:limLow>
               <m:e>
                 <m:r>
                   <m:t>θ</m:t>
                 </m:r>
               </m:e>
-            </m:acc>
+              <m:lim>
+                <m:r>
+                  <m:rPr>
+                    <m:sty m:val="p"/>
+                  </m:rPr>
+                  <m:t>∼</m:t>
+                </m:r>
+              </m:lim>
+            </m:limLow>
           </m:e>
           <m:sup>
             <m:r>
@@ -11540,16 +11810,21 @@
                 </m:rPr>
                 <m:t>(</m:t>
               </m:r>
-              <m:acc>
-                <m:accPr>
-                  <m:chr m:val="̃"/>
-                </m:accPr>
+              <m:limLow>
                 <m:e>
                   <m:r>
                     <m:t>y</m:t>
                   </m:r>
                 </m:e>
-              </m:acc>
+                <m:lim>
+                  <m:r>
+                    <m:rPr>
+                      <m:sty m:val="p"/>
+                    </m:rPr>
+                    <m:t>∼</m:t>
+                  </m:r>
+                </m:lim>
+              </m:limLow>
               <m:r>
                 <m:rPr>
                   <m:sty m:val="p"/>
@@ -11558,16 +11833,21 @@
               </m:r>
               <m:sSup>
                 <m:e>
-                  <m:acc>
-                    <m:accPr>
-                      <m:chr m:val="̃"/>
-                    </m:accPr>
+                  <m:limLow>
                     <m:e>
                       <m:r>
                         <m:t>θ</m:t>
                       </m:r>
                     </m:e>
-                  </m:acc>
+                    <m:lim>
+                      <m:r>
+                        <m:rPr>
+                          <m:sty m:val="p"/>
+                        </m:rPr>
+                        <m:t>∼</m:t>
+                      </m:r>
+                    </m:lim>
+                  </m:limLow>
                 </m:e>
                 <m:sup>
                   <m:r>
@@ -11601,16 +11881,21 @@
               </m:r>
               <m:sSup>
                 <m:e>
-                  <m:acc>
-                    <m:accPr>
-                      <m:chr m:val="̃"/>
-                    </m:accPr>
+                  <m:limLow>
                     <m:e>
                       <m:r>
                         <m:t>θ</m:t>
                       </m:r>
                     </m:e>
-                  </m:acc>
+                    <m:lim>
+                      <m:r>
+                        <m:rPr>
+                          <m:sty m:val="p"/>
+                        </m:rPr>
+                        <m:t>∼</m:t>
+                      </m:r>
+                    </m:lim>
+                  </m:limLow>
                 </m:e>
                 <m:sup>
                   <m:r>
@@ -11641,16 +11926,21 @@
                 </m:rPr>
                 <m:t>(</m:t>
               </m:r>
-              <m:acc>
-                <m:accPr>
-                  <m:chr m:val="̃"/>
-                </m:accPr>
+              <m:limLow>
                 <m:e>
                   <m:r>
                     <m:t>y</m:t>
                   </m:r>
                 </m:e>
-              </m:acc>
+                <m:lim>
+                  <m:r>
+                    <m:rPr>
+                      <m:sty m:val="p"/>
+                    </m:rPr>
+                    <m:t>∼</m:t>
+                  </m:r>
+                </m:lim>
+              </m:limLow>
               <m:r>
                 <m:rPr>
                   <m:sty m:val="p"/>
@@ -11659,16 +11949,21 @@
               </m:r>
               <m:sSup>
                 <m:e>
-                  <m:acc>
-                    <m:accPr>
-                      <m:chr m:val="̃"/>
-                    </m:accPr>
+                  <m:limLow>
                     <m:e>
                       <m:r>
                         <m:t>θ</m:t>
                       </m:r>
                     </m:e>
-                  </m:acc>
+                    <m:lim>
+                      <m:r>
+                        <m:rPr>
+                          <m:sty m:val="p"/>
+                        </m:rPr>
+                        <m:t>∼</m:t>
+                      </m:r>
+                    </m:lim>
+                  </m:limLow>
                 </m:e>
                 <m:sup>
                   <m:r>
@@ -11711,16 +12006,21 @@
               </m:r>
               <m:sSup>
                 <m:e>
-                  <m:acc>
-                    <m:accPr>
-                      <m:chr m:val="̃"/>
-                    </m:accPr>
+                  <m:limLow>
                     <m:e>
                       <m:r>
                         <m:t>θ</m:t>
                       </m:r>
                     </m:e>
-                  </m:acc>
+                    <m:lim>
+                      <m:r>
+                        <m:rPr>
+                          <m:sty m:val="p"/>
+                        </m:rPr>
+                        <m:t>∼</m:t>
+                      </m:r>
+                    </m:lim>
+                  </m:limLow>
                 </m:e>
                 <m:sup>
                   <m:r>
@@ -11770,16 +12070,21 @@
               </m:r>
               <m:sSup>
                 <m:e>
-                  <m:acc>
-                    <m:accPr>
-                      <m:chr m:val="̃"/>
-                    </m:accPr>
+                  <m:limLow>
                     <m:e>
                       <m:r>
                         <m:t>θ</m:t>
                       </m:r>
                     </m:e>
-                  </m:acc>
+                    <m:lim>
+                      <m:r>
+                        <m:rPr>
+                          <m:sty m:val="p"/>
+                        </m:rPr>
+                        <m:t>∼</m:t>
+                      </m:r>
+                    </m:lim>
+                  </m:limLow>
                 </m:e>
                 <m:sup>
                   <m:r>
@@ -11807,16 +12112,21 @@
               </m:r>
               <m:sSup>
                 <m:e>
-                  <m:acc>
-                    <m:accPr>
-                      <m:chr m:val="̃"/>
-                    </m:accPr>
+                  <m:limLow>
                     <m:e>
                       <m:r>
                         <m:t>θ</m:t>
                       </m:r>
                     </m:e>
-                  </m:acc>
+                    <m:lim>
+                      <m:r>
+                        <m:rPr>
+                          <m:sty m:val="p"/>
+                        </m:rPr>
+                        <m:t>∼</m:t>
+                      </m:r>
+                    </m:lim>
+                  </m:limLow>
                 </m:e>
                 <m:sup>
                   <m:r>
@@ -11846,16 +12156,21 @@
               </m:r>
               <m:sSup>
                 <m:e>
-                  <m:acc>
-                    <m:accPr>
-                      <m:chr m:val="̃"/>
-                    </m:accPr>
+                  <m:limLow>
                     <m:e>
                       <m:r>
                         <m:t>θ</m:t>
                       </m:r>
                     </m:e>
-                  </m:acc>
+                    <m:lim>
+                      <m:r>
+                        <m:rPr>
+                          <m:sty m:val="p"/>
+                        </m:rPr>
+                        <m:t>∼</m:t>
+                      </m:r>
+                    </m:lim>
+                  </m:limLow>
                 </m:e>
                 <m:sup>
                   <m:r>
@@ -11874,16 +12189,21 @@
               </m:r>
               <m:sSup>
                 <m:e>
-                  <m:acc>
-                    <m:accPr>
-                      <m:chr m:val="̃"/>
-                    </m:accPr>
+                  <m:limLow>
                     <m:e>
                       <m:r>
                         <m:t>θ</m:t>
                       </m:r>
                     </m:e>
-                  </m:acc>
+                    <m:lim>
+                      <m:r>
+                        <m:rPr>
+                          <m:sty m:val="p"/>
+                        </m:rPr>
+                        <m:t>∼</m:t>
+                      </m:r>
+                    </m:lim>
+                  </m:limLow>
                 </m:e>
                 <m:sup>
                   <m:r>
@@ -12416,32 +12736,42 @@
           </m:rPr>
           <m:t>(</m:t>
         </m:r>
-        <m:acc>
-          <m:accPr>
-            <m:chr m:val="̃"/>
-          </m:accPr>
+        <m:limLow>
           <m:e>
             <m:r>
               <m:t>θ</m:t>
             </m:r>
           </m:e>
-        </m:acc>
+          <m:lim>
+            <m:r>
+              <m:rPr>
+                <m:sty m:val="p"/>
+              </m:rPr>
+              <m:t>∼</m:t>
+            </m:r>
+          </m:lim>
+        </m:limLow>
         <m:r>
           <m:rPr>
             <m:sty m:val="p"/>
           </m:rPr>
           <m:t>∣</m:t>
         </m:r>
-        <m:acc>
-          <m:accPr>
-            <m:chr m:val="̃"/>
-          </m:accPr>
+        <m:limLow>
           <m:e>
             <m:r>
               <m:t>y</m:t>
             </m:r>
           </m:e>
-        </m:acc>
+          <m:lim>
+            <m:r>
+              <m:rPr>
+                <m:sty m:val="p"/>
+              </m:rPr>
+              <m:t>∼</m:t>
+            </m:r>
+          </m:lim>
+        </m:limLow>
         <m:r>
           <m:rPr>
             <m:sty m:val="p"/>
@@ -12494,16 +12824,21 @@
           </m:rPr>
           <m:t>∣</m:t>
         </m:r>
-        <m:acc>
-          <m:accPr>
-            <m:chr m:val="̃"/>
-          </m:accPr>
+        <m:limLow>
           <m:e>
             <m:r>
               <m:t>θ</m:t>
             </m:r>
           </m:e>
-        </m:acc>
+          <m:lim>
+            <m:r>
+              <m:rPr>
+                <m:sty m:val="p"/>
+              </m:rPr>
+              <m:t>∼</m:t>
+            </m:r>
+          </m:lim>
+        </m:limLow>
         <m:r>
           <m:rPr>
             <m:sty m:val="p"/>
@@ -12526,16 +12861,21 @@
       <m:oMath>
         <m:sSup>
           <m:e>
-            <m:acc>
-              <m:accPr>
-                <m:chr m:val="̃"/>
-              </m:accPr>
+            <m:limLow>
               <m:e>
                 <m:r>
                   <m:t>θ</m:t>
                 </m:r>
               </m:e>
-            </m:acc>
+              <m:lim>
+                <m:r>
+                  <m:rPr>
+                    <m:sty m:val="p"/>
+                  </m:rPr>
+                  <m:t>∼</m:t>
+                </m:r>
+              </m:lim>
+            </m:limLow>
           </m:e>
           <m:sup>
             <m:r>
@@ -12587,16 +12927,21 @@
       <m:oMath>
         <m:sSup>
           <m:e>
-            <m:acc>
-              <m:accPr>
-                <m:chr m:val="̃"/>
-              </m:accPr>
+            <m:limLow>
               <m:e>
                 <m:r>
                   <m:t>θ</m:t>
                 </m:r>
               </m:e>
-            </m:acc>
+              <m:lim>
+                <m:r>
+                  <m:rPr>
+                    <m:sty m:val="p"/>
+                  </m:rPr>
+                  <m:t>∼</m:t>
+                </m:r>
+              </m:lim>
+            </m:limLow>
           </m:e>
           <m:sup>
             <m:r>
@@ -12638,16 +12983,21 @@
       <m:oMath>
         <m:sSup>
           <m:e>
-            <m:acc>
-              <m:accPr>
-                <m:chr m:val="̃"/>
-              </m:accPr>
+            <m:limLow>
               <m:e>
                 <m:r>
                   <m:t>θ</m:t>
                 </m:r>
               </m:e>
-            </m:acc>
+              <m:lim>
+                <m:r>
+                  <m:rPr>
+                    <m:sty m:val="p"/>
+                  </m:rPr>
+                  <m:t>∼</m:t>
+                </m:r>
+              </m:lim>
+            </m:limLow>
           </m:e>
           <m:sup>
             <m:r>
@@ -12701,16 +13051,21 @@
       <m:oMath>
         <m:sSup>
           <m:e>
-            <m:acc>
-              <m:accPr>
-                <m:chr m:val="̃"/>
-              </m:accPr>
+            <m:limLow>
               <m:e>
                 <m:r>
                   <m:t>θ</m:t>
                 </m:r>
               </m:e>
-            </m:acc>
+              <m:lim>
+                <m:r>
+                  <m:rPr>
+                    <m:sty m:val="p"/>
+                  </m:rPr>
+                  <m:t>∼</m:t>
+                </m:r>
+              </m:lim>
+            </m:limLow>
           </m:e>
           <m:sup>
             <m:r>
@@ -12750,16 +13105,21 @@
         </m:r>
         <m:sSup>
           <m:e>
-            <m:acc>
-              <m:accPr>
-                <m:chr m:val="̃"/>
-              </m:accPr>
+            <m:limLow>
               <m:e>
                 <m:r>
                   <m:t>θ</m:t>
                 </m:r>
               </m:e>
-            </m:acc>
+              <m:lim>
+                <m:r>
+                  <m:rPr>
+                    <m:sty m:val="p"/>
+                  </m:rPr>
+                  <m:t>∼</m:t>
+                </m:r>
+              </m:lim>
+            </m:limLow>
           </m:e>
           <m:sup>
             <m:r>
@@ -12879,16 +13239,21 @@
       <m:oMath>
         <m:sSup>
           <m:e>
-            <m:acc>
-              <m:accPr>
-                <m:chr m:val="̃"/>
-              </m:accPr>
+            <m:limLow>
               <m:e>
                 <m:r>
                   <m:t>θ</m:t>
                 </m:r>
               </m:e>
-            </m:acc>
+              <m:lim>
+                <m:r>
+                  <m:rPr>
+                    <m:sty m:val="p"/>
+                  </m:rPr>
+                  <m:t>∼</m:t>
+                </m:r>
+              </m:lim>
+            </m:limLow>
           </m:e>
           <m:sup>
             <m:r>
@@ -12925,16 +13290,21 @@
         </m:r>
         <m:sSup>
           <m:e>
-            <m:acc>
-              <m:accPr>
-                <m:chr m:val="̃"/>
-              </m:accPr>
+            <m:limLow>
               <m:e>
                 <m:r>
                   <m:t>θ</m:t>
                 </m:r>
               </m:e>
-            </m:acc>
+              <m:lim>
+                <m:r>
+                  <m:rPr>
+                    <m:sty m:val="p"/>
+                  </m:rPr>
+                  <m:t>∼</m:t>
+                </m:r>
+              </m:lim>
+            </m:limLow>
           </m:e>
           <m:sup>
             <m:r>
@@ -12964,16 +13334,21 @@
       <m:oMath>
         <m:sSup>
           <m:e>
-            <m:acc>
-              <m:accPr>
-                <m:chr m:val="̃"/>
-              </m:accPr>
+            <m:limLow>
               <m:e>
                 <m:r>
                   <m:t>θ</m:t>
                 </m:r>
               </m:e>
-            </m:acc>
+              <m:lim>
+                <m:r>
+                  <m:rPr>
+                    <m:sty m:val="p"/>
+                  </m:rPr>
+                  <m:t>∼</m:t>
+                </m:r>
+              </m:lim>
+            </m:limLow>
           </m:e>
           <m:sup>
             <m:r>
@@ -13010,16 +13385,21 @@
         </m:r>
         <m:sSup>
           <m:e>
-            <m:acc>
-              <m:accPr>
-                <m:chr m:val="̃"/>
-              </m:accPr>
+            <m:limLow>
               <m:e>
                 <m:r>
                   <m:t>θ</m:t>
                 </m:r>
               </m:e>
-            </m:acc>
+              <m:lim>
+                <m:r>
+                  <m:rPr>
+                    <m:sty m:val="p"/>
+                  </m:rPr>
+                  <m:t>∼</m:t>
+                </m:r>
+              </m:lim>
+            </m:limLow>
           </m:e>
           <m:sup>
             <m:r>
@@ -13087,16 +13467,21 @@
         </m:r>
         <m:sSup>
           <m:e>
-            <m:acc>
-              <m:accPr>
-                <m:chr m:val="̃"/>
-              </m:accPr>
+            <m:limLow>
               <m:e>
                 <m:r>
                   <m:t>θ</m:t>
                 </m:r>
               </m:e>
-            </m:acc>
+              <m:lim>
+                <m:r>
+                  <m:rPr>
+                    <m:sty m:val="p"/>
+                  </m:rPr>
+                  <m:t>∼</m:t>
+                </m:r>
+              </m:lim>
+            </m:limLow>
           </m:e>
           <m:sup>
             <m:r>
@@ -13113,16 +13498,21 @@
           </m:rPr>
           <m:t>∣</m:t>
         </m:r>
-        <m:acc>
-          <m:accPr>
-            <m:chr m:val="̃"/>
-          </m:accPr>
+        <m:limLow>
           <m:e>
             <m:r>
               <m:t>y</m:t>
             </m:r>
           </m:e>
-        </m:acc>
+          <m:lim>
+            <m:r>
+              <m:rPr>
+                <m:sty m:val="p"/>
+              </m:rPr>
+              <m:t>∼</m:t>
+            </m:r>
+          </m:lim>
+        </m:limLow>
         <m:r>
           <m:rPr>
             <m:sty m:val="p"/>
@@ -13149,16 +13539,21 @@
         </m:r>
         <m:sSup>
           <m:e>
-            <m:acc>
-              <m:accPr>
-                <m:chr m:val="̃"/>
-              </m:accPr>
+            <m:limLow>
               <m:e>
                 <m:r>
                   <m:t>θ</m:t>
                 </m:r>
               </m:e>
-            </m:acc>
+              <m:lim>
+                <m:r>
+                  <m:rPr>
+                    <m:sty m:val="p"/>
+                  </m:rPr>
+                  <m:t>∼</m:t>
+                </m:r>
+              </m:lim>
+            </m:limLow>
           </m:e>
           <m:sup>
             <m:r>
@@ -13184,16 +13579,21 @@
           </m:rPr>
           <m:t>∣</m:t>
         </m:r>
-        <m:acc>
-          <m:accPr>
-            <m:chr m:val="̃"/>
-          </m:accPr>
+        <m:limLow>
           <m:e>
             <m:r>
               <m:t>y</m:t>
             </m:r>
           </m:e>
-        </m:acc>
+          <m:lim>
+            <m:r>
+              <m:rPr>
+                <m:sty m:val="p"/>
+              </m:rPr>
+              <m:t>∼</m:t>
+            </m:r>
+          </m:lim>
+        </m:limLow>
         <m:r>
           <m:rPr>
             <m:sty m:val="p"/>
@@ -13223,16 +13623,21 @@
           </m:rPr>
           <m:t>(</m:t>
         </m:r>
-        <m:acc>
-          <m:accPr>
-            <m:chr m:val="̃"/>
-          </m:accPr>
+        <m:limLow>
           <m:e>
             <m:r>
               <m:t>y</m:t>
             </m:r>
           </m:e>
-        </m:acc>
+          <m:lim>
+            <m:r>
+              <m:rPr>
+                <m:sty m:val="p"/>
+              </m:rPr>
+              <m:t>∼</m:t>
+            </m:r>
+          </m:lim>
+        </m:limLow>
         <m:r>
           <m:rPr>
             <m:sty m:val="p"/>
@@ -13301,16 +13706,21 @@
       <m:oMath>
         <m:sSup>
           <m:e>
-            <m:acc>
-              <m:accPr>
-                <m:chr m:val="̃"/>
-              </m:accPr>
+            <m:limLow>
               <m:e>
                 <m:r>
                   <m:t>θ</m:t>
                 </m:r>
               </m:e>
-            </m:acc>
+              <m:lim>
+                <m:r>
+                  <m:rPr>
+                    <m:sty m:val="p"/>
+                  </m:rPr>
+                  <m:t>∼</m:t>
+                </m:r>
+              </m:lim>
+            </m:limLow>
           </m:e>
           <m:sup>
             <m:r>
@@ -13329,16 +13739,21 @@
         </m:r>
         <m:sSup>
           <m:e>
-            <m:acc>
-              <m:accPr>
-                <m:chr m:val="̃"/>
-              </m:accPr>
+            <m:limLow>
               <m:e>
                 <m:r>
                   <m:t>θ</m:t>
                 </m:r>
               </m:e>
-            </m:acc>
+              <m:lim>
+                <m:r>
+                  <m:rPr>
+                    <m:sty m:val="p"/>
+                  </m:rPr>
+                  <m:t>∼</m:t>
+                </m:r>
+              </m:lim>
+            </m:limLow>
           </m:e>
           <m:sup>
             <m:r>
@@ -16342,16 +16757,21 @@
         <w:t xml:space="preserve"> </w:t>
       </w:r>
       <m:oMath>
-        <m:acc>
-          <m:accPr>
-            <m:chr m:val="̃"/>
-          </m:accPr>
+        <m:limLow>
           <m:e>
             <m:r>
               <m:t>θ</m:t>
             </m:r>
           </m:e>
-        </m:acc>
+          <m:lim>
+            <m:r>
+              <m:rPr>
+                <m:sty m:val="p"/>
+              </m:rPr>
+              <m:t>∼</m:t>
+            </m:r>
+          </m:lim>
+        </m:limLow>
         <m:r>
           <m:rPr>
             <m:sty m:val="p"/>
@@ -16497,16 +16917,21 @@
         </m:r>
         <m:sSub>
           <m:e>
-            <m:acc>
-              <m:accPr>
-                <m:chr m:val="̃"/>
-              </m:accPr>
+            <m:limLow>
               <m:e>
                 <m:r>
                   <m:t>θ</m:t>
                 </m:r>
               </m:e>
-            </m:acc>
+              <m:lim>
+                <m:r>
+                  <m:rPr>
+                    <m:sty m:val="p"/>
+                  </m:rPr>
+                  <m:t>∼</m:t>
+                </m:r>
+              </m:lim>
+            </m:limLow>
           </m:e>
           <m:sub>
             <m:r>
@@ -16526,16 +16951,21 @@
           </m:rPr>
           <m:t>,</m:t>
         </m:r>
-        <m:acc>
-          <m:accPr>
-            <m:chr m:val="̃"/>
-          </m:accPr>
+        <m:limLow>
           <m:e>
             <m:r>
               <m:t>y</m:t>
             </m:r>
           </m:e>
-        </m:acc>
+          <m:lim>
+            <m:r>
+              <m:rPr>
+                <m:sty m:val="p"/>
+              </m:rPr>
+              <m:t>∼</m:t>
+            </m:r>
+          </m:lim>
+        </m:limLow>
         <m:r>
           <m:rPr>
             <m:sty m:val="p"/>
@@ -16558,16 +16988,21 @@
       <m:oMath>
         <m:sSub>
           <m:e>
-            <m:acc>
-              <m:accPr>
-                <m:chr m:val="̃"/>
-              </m:accPr>
+            <m:limLow>
               <m:e>
                 <m:r>
                   <m:t>θ</m:t>
                 </m:r>
               </m:e>
-            </m:acc>
+              <m:lim>
+                <m:r>
+                  <m:rPr>
+                    <m:sty m:val="p"/>
+                  </m:rPr>
+                  <m:t>∼</m:t>
+                </m:r>
+              </m:lim>
+            </m:limLow>
           </m:e>
           <m:sub>
             <m:r>
@@ -16592,16 +17027,21 @@
         <w:t xml:space="preserve"> </w:t>
       </w:r>
       <m:oMath>
-        <m:acc>
-          <m:accPr>
-            <m:chr m:val="̃"/>
-          </m:accPr>
+        <m:limLow>
           <m:e>
             <m:r>
               <m:t>θ</m:t>
             </m:r>
           </m:e>
-        </m:acc>
+          <m:lim>
+            <m:r>
+              <m:rPr>
+                <m:sty m:val="p"/>
+              </m:rPr>
+              <m:t>∼</m:t>
+            </m:r>
+          </m:lim>
+        </m:limLow>
       </m:oMath>
       <w:r>
         <w:t xml:space="preserve"> </w:t>
@@ -16671,16 +17111,21 @@
       <m:oMath>
         <m:sSup>
           <m:e>
-            <m:acc>
-              <m:accPr>
-                <m:chr m:val="̃"/>
-              </m:accPr>
+            <m:limLow>
               <m:e>
                 <m:r>
                   <m:t>θ</m:t>
                 </m:r>
               </m:e>
-            </m:acc>
+              <m:lim>
+                <m:r>
+                  <m:rPr>
+                    <m:sty m:val="p"/>
+                  </m:rPr>
+                  <m:t>∼</m:t>
+                </m:r>
+              </m:lim>
+            </m:limLow>
           </m:e>
           <m:sup>
             <m:r>
@@ -16722,16 +17167,21 @@
       <m:oMath>
         <m:sSup>
           <m:e>
-            <m:acc>
-              <m:accPr>
-                <m:chr m:val="̃"/>
-              </m:accPr>
+            <m:limLow>
               <m:e>
                 <m:r>
                   <m:t>θ</m:t>
                 </m:r>
               </m:e>
-            </m:acc>
+              <m:lim>
+                <m:r>
+                  <m:rPr>
+                    <m:sty m:val="p"/>
+                  </m:rPr>
+                  <m:t>∼</m:t>
+                </m:r>
+              </m:lim>
+            </m:limLow>
           </m:e>
           <m:sup>
             <m:r>
@@ -22979,16 +23429,21 @@
         <w:t xml:space="preserve"> </w:t>
       </w:r>
       <m:oMath>
-        <m:acc>
-          <m:accPr>
-            <m:chr m:val="̃"/>
-          </m:accPr>
+        <m:limLow>
           <m:e>
             <m:r>
               <m:t>θ</m:t>
             </m:r>
           </m:e>
-        </m:acc>
+          <m:lim>
+            <m:r>
+              <m:rPr>
+                <m:sty m:val="p"/>
+              </m:rPr>
+              <m:t>∼</m:t>
+            </m:r>
+          </m:lim>
+        </m:limLow>
       </m:oMath>
       <w:r>
         <w:t xml:space="preserve"> </w:t>
@@ -23015,16 +23470,21 @@
             </m:rPr>
             <m:t>(</m:t>
           </m:r>
-          <m:acc>
-            <m:accPr>
-              <m:chr m:val="̃"/>
-            </m:accPr>
+          <m:limLow>
             <m:e>
               <m:r>
                 <m:t>θ</m:t>
               </m:r>
             </m:e>
-          </m:acc>
+            <m:lim>
+              <m:r>
+                <m:rPr>
+                  <m:sty m:val="p"/>
+                </m:rPr>
+                <m:t>∼</m:t>
+              </m:r>
+            </m:lim>
+          </m:limLow>
           <m:r>
             <m:rPr>
               <m:sty m:val="p"/>
@@ -23077,32 +23537,42 @@
             </m:rPr>
             <m:t>(</m:t>
           </m:r>
-          <m:acc>
-            <m:accPr>
-              <m:chr m:val="̃"/>
-            </m:accPr>
+          <m:limLow>
             <m:e>
               <m:r>
                 <m:t>y</m:t>
               </m:r>
             </m:e>
-          </m:acc>
+            <m:lim>
+              <m:r>
+                <m:rPr>
+                  <m:sty m:val="p"/>
+                </m:rPr>
+                <m:t>∼</m:t>
+              </m:r>
+            </m:lim>
+          </m:limLow>
           <m:r>
             <m:rPr>
               <m:sty m:val="p"/>
             </m:rPr>
             <m:t>∣</m:t>
           </m:r>
-          <m:acc>
-            <m:accPr>
-              <m:chr m:val="̃"/>
-            </m:accPr>
+          <m:limLow>
             <m:e>
               <m:r>
                 <m:t>θ</m:t>
               </m:r>
             </m:e>
-          </m:acc>
+            <m:lim>
+              <m:r>
+                <m:rPr>
+                  <m:sty m:val="p"/>
+                </m:rPr>
+                <m:t>∼</m:t>
+              </m:r>
+            </m:lim>
+          </m:limLow>
           <m:r>
             <m:rPr>
               <m:sty m:val="p"/>
@@ -23153,16 +23623,21 @@
         <w:t xml:space="preserve"> </w:t>
       </w:r>
       <m:oMath>
-        <m:acc>
-          <m:accPr>
-            <m:chr m:val="̃"/>
-          </m:accPr>
+        <m:limLow>
           <m:e>
             <m:r>
               <m:t>θ</m:t>
             </m:r>
           </m:e>
-        </m:acc>
+          <m:lim>
+            <m:r>
+              <m:rPr>
+                <m:sty m:val="p"/>
+              </m:rPr>
+              <m:t>∼</m:t>
+            </m:r>
+          </m:lim>
+        </m:limLow>
       </m:oMath>
       <w:r>
         <w:t xml:space="preserve">,</w:t>
@@ -23252,16 +23727,21 @@
               </m:rPr>
               <m:t>(</m:t>
             </m:r>
-            <m:acc>
-              <m:accPr>
-                <m:chr m:val="̃"/>
-              </m:accPr>
+            <m:limLow>
               <m:e>
                 <m:r>
                   <m:t>θ</m:t>
                 </m:r>
               </m:e>
-            </m:acc>
+              <m:lim>
+                <m:r>
+                  <m:rPr>
+                    <m:sty m:val="p"/>
+                  </m:rPr>
+                  <m:t>∼</m:t>
+                </m:r>
+              </m:lim>
+            </m:limLow>
             <m:r>
               <m:rPr>
                 <m:sty m:val="p"/>
@@ -23274,16 +23754,21 @@
               </m:rPr>
               <m:t>∣</m:t>
             </m:r>
-            <m:acc>
-              <m:accPr>
-                <m:chr m:val="̃"/>
-              </m:accPr>
+            <m:limLow>
               <m:e>
                 <m:r>
                   <m:t>y</m:t>
                 </m:r>
               </m:e>
-            </m:acc>
+              <m:lim>
+                <m:r>
+                  <m:rPr>
+                    <m:sty m:val="p"/>
+                  </m:rPr>
+                  <m:t>∼</m:t>
+                </m:r>
+              </m:lim>
+            </m:limLow>
           </m:e>
         </m:d>
         <m:r>
@@ -23325,16 +23810,21 @@
             <m:chr m:val="‾"/>
           </m:accPr>
           <m:e>
-            <m:acc>
-              <m:accPr>
-                <m:chr m:val="̃"/>
-              </m:accPr>
+            <m:limLow>
               <m:e>
                 <m:r>
                   <m:t>θ</m:t>
                 </m:r>
               </m:e>
-            </m:acc>
+              <m:lim>
+                <m:r>
+                  <m:rPr>
+                    <m:sty m:val="p"/>
+                  </m:rPr>
+                  <m:t>∼</m:t>
+                </m:r>
+              </m:lim>
+            </m:limLow>
           </m:e>
         </m:acc>
         <m:limUpp>
@@ -23373,32 +23863,42 @@
             <m:grow/>
           </m:dPr>
           <m:e>
-            <m:acc>
-              <m:accPr>
-                <m:chr m:val="̃"/>
-              </m:accPr>
+            <m:limLow>
               <m:e>
                 <m:r>
                   <m:t>θ</m:t>
                 </m:r>
               </m:e>
-            </m:acc>
+              <m:lim>
+                <m:r>
+                  <m:rPr>
+                    <m:sty m:val="p"/>
+                  </m:rPr>
+                  <m:t>∼</m:t>
+                </m:r>
+              </m:lim>
+            </m:limLow>
             <m:r>
               <m:rPr>
                 <m:sty m:val="p"/>
               </m:rPr>
               <m:t>∣</m:t>
             </m:r>
-            <m:acc>
-              <m:accPr>
-                <m:chr m:val="̃"/>
-              </m:accPr>
+            <m:limLow>
               <m:e>
                 <m:r>
                   <m:t>y</m:t>
                 </m:r>
               </m:e>
-            </m:acc>
+              <m:lim>
+                <m:r>
+                  <m:rPr>
+                    <m:sty m:val="p"/>
+                  </m:rPr>
+                  <m:t>∼</m:t>
+                </m:r>
+              </m:lim>
+            </m:limLow>
           </m:e>
         </m:d>
         <m:r>
@@ -23504,16 +24004,21 @@
               <m:chr m:val="‾"/>
             </m:accPr>
             <m:e>
-              <m:acc>
-                <m:accPr>
-                  <m:chr m:val="̃"/>
-                </m:accPr>
+              <m:limLow>
                 <m:e>
                   <m:r>
                     <m:t>θ</m:t>
                   </m:r>
                 </m:e>
-              </m:acc>
+                <m:lim>
+                  <m:r>
+                    <m:rPr>
+                      <m:sty m:val="p"/>
+                    </m:rPr>
+                    <m:t>∼</m:t>
+                  </m:r>
+                </m:lim>
+              </m:limLow>
             </m:e>
           </m:acc>
           <m:r>
@@ -23615,16 +24120,21 @@
               <m:chr m:val="‾"/>
             </m:accPr>
             <m:e>
-              <m:acc>
-                <m:accPr>
-                  <m:chr m:val="̃"/>
-                </m:accPr>
+              <m:limLow>
                 <m:e>
                   <m:r>
                     <m:t>θ</m:t>
                   </m:r>
                 </m:e>
-              </m:acc>
+                <m:lim>
+                  <m:r>
+                    <m:rPr>
+                      <m:sty m:val="p"/>
+                    </m:rPr>
+                    <m:t>∼</m:t>
+                  </m:r>
+                </m:lim>
+              </m:limLow>
             </m:e>
           </m:acc>
           <m:r>
@@ -23808,16 +24318,21 @@
                   <m:chr m:val="‾"/>
                 </m:accPr>
                 <m:e>
-                  <m:acc>
-                    <m:accPr>
-                      <m:chr m:val="̃"/>
-                    </m:accPr>
+                  <m:limLow>
                     <m:e>
                       <m:r>
                         <m:t>θ</m:t>
                       </m:r>
                     </m:e>
-                  </m:acc>
+                    <m:lim>
+                      <m:r>
+                        <m:rPr>
+                          <m:sty m:val="p"/>
+                        </m:rPr>
+                        <m:t>∼</m:t>
+                      </m:r>
+                    </m:lim>
+                  </m:limLow>
                 </m:e>
               </m:acc>
               <m:r>
@@ -23876,16 +24391,21 @@
                       <m:chr m:val="‾"/>
                     </m:accPr>
                     <m:e>
-                      <m:acc>
-                        <m:accPr>
-                          <m:chr m:val="̃"/>
-                        </m:accPr>
+                      <m:limLow>
                         <m:e>
                           <m:r>
                             <m:t>θ</m:t>
                           </m:r>
                         </m:e>
-                      </m:acc>
+                        <m:lim>
+                          <m:r>
+                            <m:rPr>
+                              <m:sty m:val="p"/>
+                            </m:rPr>
+                            <m:t>∼</m:t>
+                          </m:r>
+                        </m:lim>
+                      </m:limLow>
                     </m:e>
                   </m:acc>
                   <m:r>
@@ -23975,16 +24495,21 @@
                   <m:chr m:val="‾"/>
                 </m:accPr>
                 <m:e>
-                  <m:acc>
-                    <m:accPr>
-                      <m:chr m:val="̃"/>
-                    </m:accPr>
+                  <m:limLow>
                     <m:e>
                       <m:r>
                         <m:t>θ</m:t>
                       </m:r>
                     </m:e>
-                  </m:acc>
+                    <m:lim>
+                      <m:r>
+                        <m:rPr>
+                          <m:sty m:val="p"/>
+                        </m:rPr>
+                        <m:t>∼</m:t>
+                      </m:r>
+                    </m:lim>
+                  </m:limLow>
                 </m:e>
               </m:acc>
               <m:r>
@@ -24074,16 +24599,21 @@
                       <m:chr m:val="‾"/>
                     </m:accPr>
                     <m:e>
-                      <m:acc>
-                        <m:accPr>
-                          <m:chr m:val="̃"/>
-                        </m:accPr>
+                      <m:limLow>
                         <m:e>
                           <m:r>
                             <m:t>θ</m:t>
                           </m:r>
                         </m:e>
-                      </m:acc>
+                        <m:lim>
+                          <m:r>
+                            <m:rPr>
+                              <m:sty m:val="p"/>
+                            </m:rPr>
+                            <m:t>∼</m:t>
+                          </m:r>
+                        </m:lim>
+                      </m:limLow>
                     </m:e>
                   </m:acc>
                   <m:r>
@@ -24237,16 +24767,21 @@
             <m:chr m:val="‾"/>
           </m:accPr>
           <m:e>
-            <m:acc>
-              <m:accPr>
-                <m:chr m:val="̃"/>
-              </m:accPr>
+            <m:limLow>
               <m:e>
                 <m:r>
                   <m:t>θ</m:t>
                 </m:r>
               </m:e>
-            </m:acc>
+              <m:lim>
+                <m:r>
+                  <m:rPr>
+                    <m:sty m:val="p"/>
+                  </m:rPr>
+                  <m:t>∼</m:t>
+                </m:r>
+              </m:lim>
+            </m:limLow>
           </m:e>
         </m:acc>
         <m:r>
@@ -24360,16 +24895,21 @@
             <m:chr m:val="‾"/>
           </m:accPr>
           <m:e>
-            <m:acc>
-              <m:accPr>
-                <m:chr m:val="̃"/>
-              </m:accPr>
+            <m:limLow>
               <m:e>
                 <m:r>
                   <m:t>θ</m:t>
                 </m:r>
               </m:e>
-            </m:acc>
+              <m:lim>
+                <m:r>
+                  <m:rPr>
+                    <m:sty m:val="p"/>
+                  </m:rPr>
+                  <m:t>∼</m:t>
+                </m:r>
+              </m:lim>
+            </m:limLow>
           </m:e>
         </m:acc>
       </m:oMath>

--- a/pr-preview/pr-242/mcmc-handout-tracked-changes.docx
+++ b/pr-preview/pr-242/mcmc-handout-tracked-changes.docx
@@ -16,7 +16,7 @@
       </w:pPr>
       <w:del w:id="1" w:author="PR Preview" w:date="2026-01-01T00:00:00Z">
         <w:r>
-          <w:delText xml:space="preserve">Last modified: 2026-10-16 02:26:19 (PDT)</w:delText>
+          <w:delText xml:space="preserve">Last modified: 2026-10-16 02:40:23 (PDT)</w:delText>
         </w:r>
       </w:del>
     </w:p>
@@ -26,7 +26,7 @@
       </w:pPr>
       <w:ins w:id="2" w:author="PR Preview" w:date="2026-01-01T00:00:00Z">
         <w:r>
-          <w:t xml:space="preserve">Last modified: 2026-10-16 02:40:41 (PDT)</w:t>
+          <w:t xml:space="preserve">Last modified: 2026-10-16 02:56:53 (PDT)</w:t>
         </w:r>
       </w:ins>
     </w:p>
